--- a/ktr_v7.docx
+++ b/ktr_v7.docx
@@ -411,7 +411,7 @@
           <w:szCs w:val="24"/>
         </w:rPr>
         <w:drawing>
-          <wp:anchor distT="0" distB="0" distL="114300" distR="114300" simplePos="0" relativeHeight="251669504" behindDoc="0" locked="0" layoutInCell="1" allowOverlap="1" wp14:anchorId="4581125D" wp14:editId="30B5719B">
+          <wp:anchor distT="0" distB="0" distL="114300" distR="114300" simplePos="0" relativeHeight="251669504" behindDoc="0" locked="0" layoutInCell="1" allowOverlap="1" wp14:anchorId="4581125D" wp14:editId="45E14949">
             <wp:simplePos x="0" y="0"/>
             <wp:positionH relativeFrom="margin">
               <wp:align>center</wp:align>
@@ -1913,14 +1913,7 @@
           <w:b/>
           <w:bCs/>
         </w:rPr>
-        <w:t>dikkati dağılmış sürücü</w:t>
-      </w:r>
-      <w:r>
-        <w:rPr>
-          <w:b/>
-          <w:bCs/>
-        </w:rPr>
-        <w:t>ler</w:t>
+        <w:t>dikkati dağılmış sürücüler</w:t>
       </w:r>
       <w:r>
         <w:t xml:space="preserve"> doğruluğu artırmak adına araç camları kırpılarak ayrıştırılmış ve bu görüntüler </w:t>
@@ -2006,21 +1999,7 @@
           <w:b/>
           <w:bCs/>
         </w:rPr>
-        <w:t>sedan</w:t>
-      </w:r>
-      <w:r>
-        <w:rPr>
-          <w:b/>
-          <w:bCs/>
-        </w:rPr>
-        <w:t>,</w:t>
-      </w:r>
-      <w:r>
-        <w:rPr>
-          <w:b/>
-          <w:bCs/>
-        </w:rPr>
-        <w:t xml:space="preserve"> SUV, </w:t>
+        <w:t xml:space="preserve">sedan, SUV, </w:t>
       </w:r>
       <w:proofErr w:type="spellStart"/>
       <w:r>
@@ -3336,6 +3315,7 @@
       <w:r>
         <w:t xml:space="preserve"> telefon kullanımı, </w:t>
       </w:r>
+      <w:proofErr w:type="spellStart"/>
       <w:r>
         <w:rPr>
           <w:b/>
@@ -3343,6 +3323,7 @@
         </w:rPr>
         <w:t>reaching_behind</w:t>
       </w:r>
+      <w:proofErr w:type="spellEnd"/>
       <w:r>
         <w:t xml:space="preserve"> arkaya bakma/uzanma, </w:t>
       </w:r>
@@ -7376,25 +7357,7 @@
           <w:bCs/>
           <w:szCs w:val="24"/>
         </w:rPr>
-        <w:t xml:space="preserve">Şekil </w:t>
-      </w:r>
-      <w:r>
-        <w:rPr>
-          <w:rFonts w:cs="Arial"/>
-          <w:b/>
-          <w:bCs/>
-          <w:szCs w:val="24"/>
-        </w:rPr>
-        <w:t>3</w:t>
-      </w:r>
-      <w:r>
-        <w:rPr>
-          <w:rFonts w:cs="Arial"/>
-          <w:b/>
-          <w:bCs/>
-          <w:szCs w:val="24"/>
-        </w:rPr>
-        <w:t>.</w:t>
+        <w:t>Şekil 3.</w:t>
       </w:r>
       <w:r>
         <w:rPr>
@@ -7419,25 +7382,7 @@
           <w:color w:val="000000"/>
           <w:szCs w:val="24"/>
         </w:rPr>
-        <w:t>Değerlendirme sonucunda çözüm</w:t>
-      </w:r>
-      <w:r>
-        <w:rPr>
-          <w:b/>
-          <w:bCs/>
-          <w:color w:val="000000"/>
-          <w:szCs w:val="24"/>
-        </w:rPr>
-        <w:t>ümüzün</w:t>
-      </w:r>
-      <w:r>
-        <w:rPr>
-          <w:b/>
-          <w:bCs/>
-          <w:color w:val="000000"/>
-          <w:szCs w:val="24"/>
-        </w:rPr>
-        <w:t xml:space="preserve"> güçlü yanı;</w:t>
+        <w:t>Değerlendirme sonucunda çözümümüzün güçlü yanı;</w:t>
       </w:r>
       <w:r>
         <w:rPr>
@@ -7780,6 +7725,74 @@
           <w:szCs w:val="24"/>
         </w:rPr>
         <w:t>Kullanılan veri setleri</w:t>
+      </w:r>
+    </w:p>
+    <w:p>
+      <w:pPr>
+        <w:pStyle w:val="ListParagraph"/>
+        <w:numPr>
+          <w:ilvl w:val="1"/>
+          <w:numId w:val="28"/>
+        </w:numPr>
+        <w:rPr>
+          <w:lang w:eastAsia="tr-TR"/>
+        </w:rPr>
+      </w:pPr>
+      <w:proofErr w:type="spellStart"/>
+      <w:r>
+        <w:rPr>
+          <w:lang w:eastAsia="tr-TR"/>
+        </w:rPr>
+        <w:t>QoDe</w:t>
+      </w:r>
+      <w:proofErr w:type="spellEnd"/>
+      <w:r>
+        <w:rPr>
+          <w:lang w:eastAsia="tr-TR"/>
+        </w:rPr>
+        <w:t xml:space="preserve"> Takımı. (2026). QoDe-5G Akıllı Yol Güvenliği Model Deposu. </w:t>
+      </w:r>
+      <w:proofErr w:type="spellStart"/>
+      <w:r>
+        <w:rPr>
+          <w:lang w:eastAsia="tr-TR"/>
+        </w:rPr>
+        <w:t>Hugging</w:t>
+      </w:r>
+      <w:proofErr w:type="spellEnd"/>
+      <w:r>
+        <w:rPr>
+          <w:lang w:eastAsia="tr-TR"/>
+        </w:rPr>
+        <w:t xml:space="preserve"> </w:t>
+      </w:r>
+      <w:proofErr w:type="spellStart"/>
+      <w:r>
+        <w:rPr>
+          <w:lang w:eastAsia="tr-TR"/>
+        </w:rPr>
+        <w:t>Face</w:t>
+      </w:r>
+      <w:proofErr w:type="spellEnd"/>
+      <w:r>
+        <w:rPr>
+          <w:lang w:eastAsia="tr-TR"/>
+        </w:rPr>
+        <w:t xml:space="preserve"> </w:t>
+      </w:r>
+      <w:proofErr w:type="spellStart"/>
+      <w:r>
+        <w:rPr>
+          <w:lang w:eastAsia="tr-TR"/>
+        </w:rPr>
+        <w:t>Hub</w:t>
+      </w:r>
+      <w:proofErr w:type="spellEnd"/>
+      <w:r>
+        <w:rPr>
+          <w:lang w:eastAsia="tr-TR"/>
+        </w:rPr>
+        <w:t>. Erişim adresi: https://huggingface.co/QoDe-5G/qode-models (Erişim tarihi: 15.06.2026).</w:t>
       </w:r>
     </w:p>
     <w:p>
@@ -7966,7 +7979,10 @@
         <w:spacing w:after="80" w:line="276" w:lineRule="auto"/>
         <w:jc w:val="left"/>
         <w:rPr>
-          <w:szCs w:val="24"/>
+          <w:rStyle w:val="Hyperlink"/>
+          <w:color w:val="auto"/>
+          <w:szCs w:val="24"/>
+          <w:u w:val="none"/>
         </w:rPr>
       </w:pPr>
       <w:proofErr w:type="spellStart"/>
@@ -9002,6 +9018,7 @@
         <w:rPr>
           <w:szCs w:val="24"/>
         </w:rPr>
+        <w:lastRenderedPageBreak/>
         <w:t>Jaided</w:t>
       </w:r>
       <w:proofErr w:type="spellEnd"/>
@@ -9077,7 +9094,6 @@
         <w:rPr>
           <w:szCs w:val="24"/>
         </w:rPr>
-        <w:lastRenderedPageBreak/>
         <w:t>Jaided</w:t>
       </w:r>
       <w:proofErr w:type="spellEnd"/>
@@ -10764,6 +10780,95 @@
     </w:lvl>
   </w:abstractNum>
   <w:abstractNum w:abstractNumId="5" w15:restartNumberingAfterBreak="0">
+    <w:nsid w:val="210741CF"/>
+    <w:multiLevelType w:val="hybridMultilevel"/>
+    <w:tmpl w:val="3632AC2A"/>
+    <w:lvl w:ilvl="0" w:tplc="0409000F">
+      <w:start w:val="1"/>
+      <w:numFmt w:val="decimal"/>
+      <w:lvlText w:val="%1."/>
+      <w:lvlJc w:val="left"/>
+      <w:pPr>
+        <w:ind w:left="720" w:hanging="360"/>
+      </w:pPr>
+      <w:rPr>
+        <w:rFonts w:hint="default"/>
+      </w:rPr>
+    </w:lvl>
+    <w:lvl w:ilvl="1" w:tplc="04090019">
+      <w:start w:val="1"/>
+      <w:numFmt w:val="lowerLetter"/>
+      <w:lvlText w:val="%2."/>
+      <w:lvlJc w:val="left"/>
+      <w:pPr>
+        <w:ind w:left="1440" w:hanging="360"/>
+      </w:pPr>
+    </w:lvl>
+    <w:lvl w:ilvl="2" w:tplc="0409001B">
+      <w:start w:val="1"/>
+      <w:numFmt w:val="lowerRoman"/>
+      <w:lvlText w:val="%3."/>
+      <w:lvlJc w:val="right"/>
+      <w:pPr>
+        <w:ind w:left="2160" w:hanging="180"/>
+      </w:pPr>
+    </w:lvl>
+    <w:lvl w:ilvl="3" w:tplc="0409000F" w:tentative="1">
+      <w:start w:val="1"/>
+      <w:numFmt w:val="decimal"/>
+      <w:lvlText w:val="%4."/>
+      <w:lvlJc w:val="left"/>
+      <w:pPr>
+        <w:ind w:left="2880" w:hanging="360"/>
+      </w:pPr>
+    </w:lvl>
+    <w:lvl w:ilvl="4" w:tplc="04090019" w:tentative="1">
+      <w:start w:val="1"/>
+      <w:numFmt w:val="lowerLetter"/>
+      <w:lvlText w:val="%5."/>
+      <w:lvlJc w:val="left"/>
+      <w:pPr>
+        <w:ind w:left="3600" w:hanging="360"/>
+      </w:pPr>
+    </w:lvl>
+    <w:lvl w:ilvl="5" w:tplc="0409001B" w:tentative="1">
+      <w:start w:val="1"/>
+      <w:numFmt w:val="lowerRoman"/>
+      <w:lvlText w:val="%6."/>
+      <w:lvlJc w:val="right"/>
+      <w:pPr>
+        <w:ind w:left="4320" w:hanging="180"/>
+      </w:pPr>
+    </w:lvl>
+    <w:lvl w:ilvl="6" w:tplc="0409000F" w:tentative="1">
+      <w:start w:val="1"/>
+      <w:numFmt w:val="decimal"/>
+      <w:lvlText w:val="%7."/>
+      <w:lvlJc w:val="left"/>
+      <w:pPr>
+        <w:ind w:left="5040" w:hanging="360"/>
+      </w:pPr>
+    </w:lvl>
+    <w:lvl w:ilvl="7" w:tplc="04090019" w:tentative="1">
+      <w:start w:val="1"/>
+      <w:numFmt w:val="lowerLetter"/>
+      <w:lvlText w:val="%8."/>
+      <w:lvlJc w:val="left"/>
+      <w:pPr>
+        <w:ind w:left="5760" w:hanging="360"/>
+      </w:pPr>
+    </w:lvl>
+    <w:lvl w:ilvl="8" w:tplc="0409001B" w:tentative="1">
+      <w:start w:val="1"/>
+      <w:numFmt w:val="lowerRoman"/>
+      <w:lvlText w:val="%9."/>
+      <w:lvlJc w:val="right"/>
+      <w:pPr>
+        <w:ind w:left="6480" w:hanging="180"/>
+      </w:pPr>
+    </w:lvl>
+  </w:abstractNum>
+  <w:abstractNum w:abstractNumId="6" w15:restartNumberingAfterBreak="0">
     <w:nsid w:val="2BF938DF"/>
     <w:multiLevelType w:val="hybridMultilevel"/>
     <w:tmpl w:val="4AD0798A"/>
@@ -10876,7 +10981,7 @@
       </w:rPr>
     </w:lvl>
   </w:abstractNum>
-  <w:abstractNum w:abstractNumId="6" w15:restartNumberingAfterBreak="0">
+  <w:abstractNum w:abstractNumId="7" w15:restartNumberingAfterBreak="0">
     <w:nsid w:val="2E733D80"/>
     <w:multiLevelType w:val="hybridMultilevel"/>
     <w:tmpl w:val="0D5E4CA0"/>
@@ -10989,7 +11094,7 @@
       </w:rPr>
     </w:lvl>
   </w:abstractNum>
-  <w:abstractNum w:abstractNumId="7" w15:restartNumberingAfterBreak="0">
+  <w:abstractNum w:abstractNumId="8" w15:restartNumberingAfterBreak="0">
     <w:nsid w:val="34FA06A6"/>
     <w:multiLevelType w:val="hybridMultilevel"/>
     <w:tmpl w:val="FC304192"/>
@@ -11079,7 +11184,7 @@
       </w:pPr>
     </w:lvl>
   </w:abstractNum>
-  <w:abstractNum w:abstractNumId="8" w15:restartNumberingAfterBreak="0">
+  <w:abstractNum w:abstractNumId="9" w15:restartNumberingAfterBreak="0">
     <w:nsid w:val="3A627B1A"/>
     <w:multiLevelType w:val="multilevel"/>
     <w:tmpl w:val="E8AA61E6"/>
@@ -11192,7 +11297,7 @@
       </w:rPr>
     </w:lvl>
   </w:abstractNum>
-  <w:abstractNum w:abstractNumId="9" w15:restartNumberingAfterBreak="0">
+  <w:abstractNum w:abstractNumId="10" w15:restartNumberingAfterBreak="0">
     <w:nsid w:val="3A9E6E28"/>
     <w:multiLevelType w:val="multilevel"/>
     <w:tmpl w:val="A93E3136"/>
@@ -11305,7 +11410,7 @@
       </w:rPr>
     </w:lvl>
   </w:abstractNum>
-  <w:abstractNum w:abstractNumId="10" w15:restartNumberingAfterBreak="0">
+  <w:abstractNum w:abstractNumId="11" w15:restartNumberingAfterBreak="0">
     <w:nsid w:val="3E586D44"/>
     <w:multiLevelType w:val="hybridMultilevel"/>
     <w:tmpl w:val="C22223B0"/>
@@ -11394,7 +11499,7 @@
       </w:pPr>
     </w:lvl>
   </w:abstractNum>
-  <w:abstractNum w:abstractNumId="11" w15:restartNumberingAfterBreak="0">
+  <w:abstractNum w:abstractNumId="12" w15:restartNumberingAfterBreak="0">
     <w:nsid w:val="3F7C4B43"/>
     <w:multiLevelType w:val="hybridMultilevel"/>
     <w:tmpl w:val="4E3CD5BC"/>
@@ -11481,7 +11586,7 @@
       </w:pPr>
     </w:lvl>
   </w:abstractNum>
-  <w:abstractNum w:abstractNumId="12" w15:restartNumberingAfterBreak="0">
+  <w:abstractNum w:abstractNumId="13" w15:restartNumberingAfterBreak="0">
     <w:nsid w:val="44C56F99"/>
     <w:multiLevelType w:val="hybridMultilevel"/>
     <w:tmpl w:val="2D742188"/>
@@ -11594,7 +11699,7 @@
       </w:rPr>
     </w:lvl>
   </w:abstractNum>
-  <w:abstractNum w:abstractNumId="13" w15:restartNumberingAfterBreak="0">
+  <w:abstractNum w:abstractNumId="14" w15:restartNumberingAfterBreak="0">
     <w:nsid w:val="49D10A5C"/>
     <w:multiLevelType w:val="hybridMultilevel"/>
     <w:tmpl w:val="48D6C470"/>
@@ -11707,7 +11812,7 @@
       </w:rPr>
     </w:lvl>
   </w:abstractNum>
-  <w:abstractNum w:abstractNumId="14" w15:restartNumberingAfterBreak="0">
+  <w:abstractNum w:abstractNumId="15" w15:restartNumberingAfterBreak="0">
     <w:nsid w:val="4DBA1E18"/>
     <w:multiLevelType w:val="multilevel"/>
     <w:tmpl w:val="7CE616E6"/>
@@ -11820,7 +11925,7 @@
       </w:rPr>
     </w:lvl>
   </w:abstractNum>
-  <w:abstractNum w:abstractNumId="15" w15:restartNumberingAfterBreak="0">
+  <w:abstractNum w:abstractNumId="16" w15:restartNumberingAfterBreak="0">
     <w:nsid w:val="4FD97EE0"/>
     <w:multiLevelType w:val="multilevel"/>
     <w:tmpl w:val="5E9E5D12"/>
@@ -11933,7 +12038,7 @@
       </w:rPr>
     </w:lvl>
   </w:abstractNum>
-  <w:abstractNum w:abstractNumId="16" w15:restartNumberingAfterBreak="0">
+  <w:abstractNum w:abstractNumId="17" w15:restartNumberingAfterBreak="0">
     <w:nsid w:val="509C4960"/>
     <w:multiLevelType w:val="multilevel"/>
     <w:tmpl w:val="64FC7138"/>
@@ -12046,7 +12151,7 @@
       </w:rPr>
     </w:lvl>
   </w:abstractNum>
-  <w:abstractNum w:abstractNumId="17" w15:restartNumberingAfterBreak="0">
+  <w:abstractNum w:abstractNumId="18" w15:restartNumberingAfterBreak="0">
     <w:nsid w:val="526A6543"/>
     <w:multiLevelType w:val="hybridMultilevel"/>
     <w:tmpl w:val="0A2ED820"/>
@@ -12159,7 +12264,7 @@
       </w:rPr>
     </w:lvl>
   </w:abstractNum>
-  <w:abstractNum w:abstractNumId="18" w15:restartNumberingAfterBreak="0">
+  <w:abstractNum w:abstractNumId="19" w15:restartNumberingAfterBreak="0">
     <w:nsid w:val="5742376C"/>
     <w:multiLevelType w:val="multilevel"/>
     <w:tmpl w:val="041F001F"/>
@@ -12245,7 +12350,7 @@
       </w:pPr>
     </w:lvl>
   </w:abstractNum>
-  <w:abstractNum w:abstractNumId="19" w15:restartNumberingAfterBreak="0">
+  <w:abstractNum w:abstractNumId="20" w15:restartNumberingAfterBreak="0">
     <w:nsid w:val="693A18C8"/>
     <w:multiLevelType w:val="multilevel"/>
     <w:tmpl w:val="B9AEEC82"/>
@@ -12358,7 +12463,7 @@
       </w:rPr>
     </w:lvl>
   </w:abstractNum>
-  <w:abstractNum w:abstractNumId="20" w15:restartNumberingAfterBreak="0">
+  <w:abstractNum w:abstractNumId="21" w15:restartNumberingAfterBreak="0">
     <w:nsid w:val="6B3223C9"/>
     <w:multiLevelType w:val="hybridMultilevel"/>
     <w:tmpl w:val="7D64DDDE"/>
@@ -12471,7 +12576,7 @@
       </w:rPr>
     </w:lvl>
   </w:abstractNum>
-  <w:abstractNum w:abstractNumId="21" w15:restartNumberingAfterBreak="0">
+  <w:abstractNum w:abstractNumId="22" w15:restartNumberingAfterBreak="0">
     <w:nsid w:val="6E364EB3"/>
     <w:multiLevelType w:val="multilevel"/>
     <w:tmpl w:val="C58ABD7C"/>
@@ -12584,7 +12689,7 @@
       </w:rPr>
     </w:lvl>
   </w:abstractNum>
-  <w:abstractNum w:abstractNumId="22" w15:restartNumberingAfterBreak="0">
+  <w:abstractNum w:abstractNumId="23" w15:restartNumberingAfterBreak="0">
     <w:nsid w:val="6F0B3F29"/>
     <w:multiLevelType w:val="multilevel"/>
     <w:tmpl w:val="B3707FA6"/>
@@ -12697,7 +12802,7 @@
       </w:rPr>
     </w:lvl>
   </w:abstractNum>
-  <w:abstractNum w:abstractNumId="23" w15:restartNumberingAfterBreak="0">
+  <w:abstractNum w:abstractNumId="24" w15:restartNumberingAfterBreak="0">
     <w:nsid w:val="709C7253"/>
     <w:multiLevelType w:val="hybridMultilevel"/>
     <w:tmpl w:val="D7BAA278"/>
@@ -12810,7 +12915,7 @@
       </w:rPr>
     </w:lvl>
   </w:abstractNum>
-  <w:abstractNum w:abstractNumId="24" w15:restartNumberingAfterBreak="0">
+  <w:abstractNum w:abstractNumId="25" w15:restartNumberingAfterBreak="0">
     <w:nsid w:val="70B35031"/>
     <w:multiLevelType w:val="multilevel"/>
     <w:tmpl w:val="655CED54"/>
@@ -12923,7 +13028,7 @@
       </w:rPr>
     </w:lvl>
   </w:abstractNum>
-  <w:abstractNum w:abstractNumId="25" w15:restartNumberingAfterBreak="0">
+  <w:abstractNum w:abstractNumId="26" w15:restartNumberingAfterBreak="0">
     <w:nsid w:val="71966A6E"/>
     <w:multiLevelType w:val="multilevel"/>
     <w:tmpl w:val="B9A46D8C"/>
@@ -13036,7 +13141,7 @@
       </w:rPr>
     </w:lvl>
   </w:abstractNum>
-  <w:abstractNum w:abstractNumId="26" w15:restartNumberingAfterBreak="0">
+  <w:abstractNum w:abstractNumId="27" w15:restartNumberingAfterBreak="0">
     <w:nsid w:val="724E6A83"/>
     <w:multiLevelType w:val="hybridMultilevel"/>
     <w:tmpl w:val="A178F360"/>
@@ -13149,7 +13254,7 @@
       </w:rPr>
     </w:lvl>
   </w:abstractNum>
-  <w:abstractNum w:abstractNumId="27" w15:restartNumberingAfterBreak="0">
+  <w:abstractNum w:abstractNumId="28" w15:restartNumberingAfterBreak="0">
     <w:nsid w:val="78AC2B5E"/>
     <w:multiLevelType w:val="hybridMultilevel"/>
     <w:tmpl w:val="012AE5C8"/>
@@ -13238,7 +13343,7 @@
       </w:pPr>
     </w:lvl>
   </w:abstractNum>
-  <w:abstractNum w:abstractNumId="28" w15:restartNumberingAfterBreak="0">
+  <w:abstractNum w:abstractNumId="29" w15:restartNumberingAfterBreak="0">
     <w:nsid w:val="7F466974"/>
     <w:multiLevelType w:val="multilevel"/>
     <w:tmpl w:val="A2E6C284"/>
@@ -13407,31 +13512,31 @@
     </w:lvl>
   </w:abstractNum>
   <w:num w:numId="1" w16cid:durableId="1989942452">
-    <w:abstractNumId w:val="7"/>
+    <w:abstractNumId w:val="8"/>
   </w:num>
   <w:num w:numId="2" w16cid:durableId="542059059">
-    <w:abstractNumId w:val="23"/>
+    <w:abstractNumId w:val="24"/>
   </w:num>
   <w:num w:numId="3" w16cid:durableId="410156305">
-    <w:abstractNumId w:val="11"/>
+    <w:abstractNumId w:val="12"/>
   </w:num>
   <w:num w:numId="4" w16cid:durableId="143200509">
-    <w:abstractNumId w:val="19"/>
+    <w:abstractNumId w:val="20"/>
   </w:num>
   <w:num w:numId="5" w16cid:durableId="305470691">
-    <w:abstractNumId w:val="28"/>
+    <w:abstractNumId w:val="29"/>
   </w:num>
   <w:num w:numId="6" w16cid:durableId="999037752">
-    <w:abstractNumId w:val="18"/>
+    <w:abstractNumId w:val="19"/>
   </w:num>
   <w:num w:numId="7" w16cid:durableId="141119798">
     <w:abstractNumId w:val="1"/>
   </w:num>
   <w:num w:numId="8" w16cid:durableId="634990479">
-    <w:abstractNumId w:val="22"/>
+    <w:abstractNumId w:val="23"/>
   </w:num>
   <w:num w:numId="9" w16cid:durableId="1780371718">
-    <w:abstractNumId w:val="20"/>
+    <w:abstractNumId w:val="21"/>
   </w:num>
   <w:num w:numId="10" w16cid:durableId="500899911">
     <w:abstractNumId w:val="0"/>
@@ -13440,64 +13545,67 @@
     <w:abstractNumId w:val="3"/>
   </w:num>
   <w:num w:numId="12" w16cid:durableId="1190030061">
-    <w:abstractNumId w:val="5"/>
+    <w:abstractNumId w:val="6"/>
   </w:num>
   <w:num w:numId="13" w16cid:durableId="420685352">
+    <w:abstractNumId w:val="10"/>
+  </w:num>
+  <w:num w:numId="14" w16cid:durableId="979991558">
+    <w:abstractNumId w:val="22"/>
+  </w:num>
+  <w:num w:numId="15" w16cid:durableId="460881139">
+    <w:abstractNumId w:val="25"/>
+  </w:num>
+  <w:num w:numId="16" w16cid:durableId="618341596">
+    <w:abstractNumId w:val="17"/>
+  </w:num>
+  <w:num w:numId="17" w16cid:durableId="509685670">
     <w:abstractNumId w:val="9"/>
   </w:num>
-  <w:num w:numId="14" w16cid:durableId="979991558">
-    <w:abstractNumId w:val="21"/>
+  <w:num w:numId="18" w16cid:durableId="995500626">
+    <w:abstractNumId w:val="15"/>
   </w:num>
-  <w:num w:numId="15" w16cid:durableId="460881139">
-    <w:abstractNumId w:val="24"/>
-  </w:num>
-  <w:num w:numId="16" w16cid:durableId="618341596">
+  <w:num w:numId="19" w16cid:durableId="2104763732">
     <w:abstractNumId w:val="16"/>
   </w:num>
-  <w:num w:numId="17" w16cid:durableId="509685670">
-    <w:abstractNumId w:val="8"/>
-  </w:num>
-  <w:num w:numId="18" w16cid:durableId="995500626">
-    <w:abstractNumId w:val="14"/>
-  </w:num>
-  <w:num w:numId="19" w16cid:durableId="2104763732">
-    <w:abstractNumId w:val="15"/>
-  </w:num>
   <w:num w:numId="20" w16cid:durableId="615255541">
-    <w:abstractNumId w:val="12"/>
+    <w:abstractNumId w:val="13"/>
   </w:num>
   <w:num w:numId="21" w16cid:durableId="1264343728">
-    <w:abstractNumId w:val="28"/>
+    <w:abstractNumId w:val="29"/>
   </w:num>
   <w:num w:numId="22" w16cid:durableId="925530557">
-    <w:abstractNumId w:val="25"/>
+    <w:abstractNumId w:val="26"/>
   </w:num>
   <w:num w:numId="23" w16cid:durableId="416361585">
-    <w:abstractNumId w:val="6"/>
+    <w:abstractNumId w:val="7"/>
   </w:num>
   <w:num w:numId="24" w16cid:durableId="1900744002">
-    <w:abstractNumId w:val="17"/>
+    <w:abstractNumId w:val="18"/>
   </w:num>
   <w:num w:numId="25" w16cid:durableId="1152140588">
-    <w:abstractNumId w:val="28"/>
+    <w:abstractNumId w:val="29"/>
   </w:num>
   <w:num w:numId="26" w16cid:durableId="1164274636">
-    <w:abstractNumId w:val="13"/>
+    <w:abstractNumId w:val="14"/>
   </w:num>
   <w:num w:numId="27" w16cid:durableId="1240486312">
     <w:abstractNumId w:val="2"/>
   </w:num>
   <w:num w:numId="28" w16cid:durableId="649597707">
-    <w:abstractNumId w:val="10"/>
+    <w:abstractNumId w:val="11"/>
   </w:num>
   <w:num w:numId="29" w16cid:durableId="1277564584">
-    <w:abstractNumId w:val="27"/>
+    <w:abstractNumId w:val="28"/>
   </w:num>
   <w:num w:numId="30" w16cid:durableId="1101143302">
     <w:abstractNumId w:val="4"/>
   </w:num>
   <w:num w:numId="31" w16cid:durableId="2011563002">
-    <w:abstractNumId w:val="26"/>
+    <w:abstractNumId w:val="27"/>
+  </w:num>
+  <w:num w:numId="32" w16cid:durableId="233709820">
+    <w:abstractNumId w:val="5"/>
   </w:num>
 </w:numbering>
 </file>
@@ -14654,29 +14762,29 @@
 </file>
 
 <file path=customXml/item1.xml><?xml version="1.0" encoding="utf-8"?>
+<b:Sources xmlns:b="http://schemas.openxmlformats.org/officeDocument/2006/bibliography" xmlns="http://schemas.openxmlformats.org/officeDocument/2006/bibliography" SelectedStyle="\APASixthEditionOfficeOnline.xsl" StyleName="APA" Version="6"/>
+</file>
+
+<file path=customXml/item2.xml><?xml version="1.0" encoding="utf-8"?>
 <titus xmlns="http://schemas.titus.com/TitusProperties/">
   <TitusGUID xmlns="">eda5a500-f778-49c9-a1b1-156f983f5de1</TitusGUID>
   <TitusMetadata xmlns="">eyJucyI6IlR1cmtjZWxsIiwicHJvcHMiOlt7Im4iOiJUVVJLQ0VMTENMQVNTSUZJQ0FUSU9OIiwidmFscyI6W3sidmFsdWUiOiJLNFBTNE1ESVNJIn1dfSx7Im4iOiJLVktLIiwidmFscyI6W3sidmFsdWUiOiJrdjFjZXJtZTIifV19XX0=</TitusMetadata>
 </titus>
 </file>
 
-<file path=customXml/item2.xml><?xml version="1.0" encoding="utf-8"?>
-<b:Sources xmlns:b="http://schemas.openxmlformats.org/officeDocument/2006/bibliography" xmlns="http://schemas.openxmlformats.org/officeDocument/2006/bibliography" SelectedStyle="\APASixthEditionOfficeOnline.xsl" StyleName="APA" Version="6"/>
+<file path=customXml/itemProps1.xml><?xml version="1.0" encoding="utf-8"?>
+<ds:datastoreItem xmlns:ds="http://schemas.openxmlformats.org/officeDocument/2006/customXml" ds:itemID="{C6801B9A-984D-45F8-88EC-6C7EB5CE02DF}">
+  <ds:schemaRefs>
+    <ds:schemaRef ds:uri="http://schemas.openxmlformats.org/officeDocument/2006/bibliography"/>
+  </ds:schemaRefs>
+</ds:datastoreItem>
 </file>
 
-<file path=customXml/itemProps1.xml><?xml version="1.0" encoding="utf-8"?>
+<file path=customXml/itemProps2.xml><?xml version="1.0" encoding="utf-8"?>
 <ds:datastoreItem xmlns:ds="http://schemas.openxmlformats.org/officeDocument/2006/customXml" ds:itemID="{7ED21365-143C-45B1-9ACB-1599F9359846}">
   <ds:schemaRefs>
     <ds:schemaRef ds:uri="http://schemas.titus.com/TitusProperties/"/>
     <ds:schemaRef ds:uri=""/>
   </ds:schemaRefs>
 </ds:datastoreItem>
-</file>
-
-<file path=customXml/itemProps2.xml><?xml version="1.0" encoding="utf-8"?>
-<ds:datastoreItem xmlns:ds="http://schemas.openxmlformats.org/officeDocument/2006/customXml" ds:itemID="{C6801B9A-984D-45F8-88EC-6C7EB5CE02DF}">
-  <ds:schemaRefs>
-    <ds:schemaRef ds:uri="http://schemas.openxmlformats.org/officeDocument/2006/bibliography"/>
-  </ds:schemaRefs>
-</ds:datastoreItem>
 </file>